--- a/ai-reject-dashboard/report_optimization_ai_reject_dashboard_صقر_AI.docx
+++ b/ai-reject-dashboard/report_optimization_ai_reject_dashboard_صقر_AI.docx
@@ -10100,194 +10100,6 @@
         <w:jc w:val="right"/>
         <w:bidi/>
       </w:pPr>
-      <w:r>
-        <w:rPr>
-          <w:rFonts w:ascii="Noto Sans Arabic" w:hAnsi="Noto Sans Arabic" w:cs="Noto Sans Arabic" w:eastAsiaTheme="majorEastAsia"/>
-          <w:b/>
-          <w:color w:val="006078"/>
-          <w:sz w:val="30"/>
-          <w:szCs w:val="30"/>
-          <w:bCs/>
-        </w:rPr>
-        <w:t>برومبت 5 — ذاكرة المحادثة Session-Based</w:t>
-      </w:r>
-    </w:p>
-    <w:p>
-      <w:pPr>
-        <w:spacing w:after="0" w:line="240" w:lineRule="auto"/>
-        <w:jc w:val="left"/>
-        <w:shd w:fill="F1F5F9"/>
-      </w:pPr>
-      <w:r>
-        <w:rPr>
-          <w:rFonts w:ascii="DejaVu Sans Mono" w:hAnsi="DejaVu Sans Mono" w:cs="DejaVu Sans Mono" w:eastAsiaTheme="minorEastAsia"/>
-          <w:color w:val="1E293B"/>
-          <w:sz w:val="14"/>
-          <w:szCs w:val="14"/>
-          <w:shd w:color="auto" w:fill="F1F5F9" w:val="clear"/>
-          <w:shd w:color="auto" w:val="clear" w:fill="F1F5F9"/>
-        </w:rPr>
-        <w:t>أنت Chat Session Engineer. عدّل frontend/assets/js/ai-assistant.js لاستبدال localStorage بـ sessionStorage للـ</w:t>
-      </w:r>
-    </w:p>
-    <w:p>
-      <w:pPr>
-        <w:spacing w:after="0" w:line="240" w:lineRule="auto"/>
-        <w:jc w:val="left"/>
-        <w:shd w:fill="F1F5F9"/>
-      </w:pPr>
-      <w:r>
-        <w:rPr>
-          <w:rFonts w:ascii="DejaVu Sans Mono" w:hAnsi="DejaVu Sans Mono" w:cs="DejaVu Sans Mono" w:eastAsiaTheme="minorEastAsia"/>
-          <w:color w:val="1E293B"/>
-          <w:sz w:val="14"/>
-          <w:szCs w:val="14"/>
-          <w:shd w:color="auto" w:fill="F1F5F9" w:val="clear"/>
-          <w:shd w:color="auto" w:val="clear" w:fill="F1F5F9"/>
-        </w:rPr>
-        <w:t xml:space="preserve"> history وconversation_id. أرسل recent_messages آخر 10-20 رسالة مع كل طلب. أضف </w:t>
-      </w:r>
-    </w:p>
-    <w:p>
-      <w:pPr>
-        <w:spacing w:after="0" w:line="240" w:lineRule="auto"/>
-        <w:jc w:val="left"/>
-        <w:shd w:fill="F1F5F9"/>
-      </w:pPr>
-      <w:r>
-        <w:rPr>
-          <w:rFonts w:ascii="DejaVu Sans Mono" w:hAnsi="DejaVu Sans Mono" w:cs="DejaVu Sans Mono" w:eastAsiaTheme="minorEastAsia"/>
-          <w:color w:val="1E293B"/>
-          <w:sz w:val="14"/>
-          <w:szCs w:val="14"/>
-          <w:shd w:color="auto" w:fill="F1F5F9" w:val="clear"/>
-          <w:shd w:color="auto" w:val="clear" w:fill="F1F5F9"/>
-        </w:rPr>
-        <w:t>backend/services/conversationMemoryService.js يستخدم Map مع max 20 messages وTTL 30 minutes ولا يستخدم SQLite.</w:t>
-      </w:r>
-    </w:p>
-    <w:p>
-      <w:pPr>
-        <w:spacing w:after="0" w:line="240" w:lineRule="auto"/>
-        <w:jc w:val="left"/>
-        <w:shd w:fill="F1F5F9"/>
-      </w:pPr>
-      <w:r>
-        <w:rPr>
-          <w:rFonts w:ascii="DejaVu Sans Mono" w:hAnsi="DejaVu Sans Mono" w:cs="DejaVu Sans Mono" w:eastAsiaTheme="minorEastAsia"/>
-          <w:color w:val="1E293B"/>
-          <w:sz w:val="14"/>
-          <w:szCs w:val="14"/>
-          <w:shd w:color="auto" w:fill="F1F5F9" w:val="clear"/>
-          <w:shd w:color="auto" w:val="clear" w:fill="F1F5F9"/>
-        </w:rPr>
-        <w:t xml:space="preserve"> أضف endpoint لمسح المحادثة. زر Clear Chat يمسح الواجهة والـ backend memory.</w:t>
-      </w:r>
-    </w:p>
-    <w:p>
-      <w:pPr>
-        <w:spacing w:after="60" w:before="0" w:line="269" w:lineRule="auto"/>
-        <w:jc w:val="right"/>
-        <w:bidi/>
-      </w:pPr>
-    </w:p>
-    <w:p>
-      <w:pPr>
-        <w:pStyle w:val="Heading2"/>
-        <w:spacing w:after="120" w:before="180"/>
-        <w:jc w:val="right"/>
-        <w:bidi/>
-      </w:pPr>
-      <w:r>
-        <w:rPr>
-          <w:rFonts w:ascii="Noto Sans Arabic" w:hAnsi="Noto Sans Arabic" w:cs="Noto Sans Arabic" w:eastAsiaTheme="majorEastAsia"/>
-          <w:b/>
-          <w:color w:val="006078"/>
-          <w:sz w:val="30"/>
-          <w:szCs w:val="30"/>
-          <w:bCs/>
-        </w:rPr>
-        <w:t>برومبت 6 — تحويل الواجهات إلى Pilot حقيقي</w:t>
-      </w:r>
-    </w:p>
-    <w:p>
-      <w:pPr>
-        <w:spacing w:after="0" w:line="240" w:lineRule="auto"/>
-        <w:jc w:val="left"/>
-        <w:shd w:fill="F1F5F9"/>
-      </w:pPr>
-      <w:r>
-        <w:rPr>
-          <w:rFonts w:ascii="DejaVu Sans Mono" w:hAnsi="DejaVu Sans Mono" w:cs="DejaVu Sans Mono" w:eastAsiaTheme="minorEastAsia"/>
-          <w:color w:val="1E293B"/>
-          <w:sz w:val="14"/>
-          <w:szCs w:val="14"/>
-          <w:shd w:color="auto" w:fill="F1F5F9" w:val="clear"/>
-          <w:shd w:color="auto" w:val="clear" w:fill="F1F5F9"/>
-        </w:rPr>
-        <w:t xml:space="preserve">أنت Enterprise Frontend Engineer. راجع index, executive, finance, quality, production, reports, workflow, </w:t>
-      </w:r>
-    </w:p>
-    <w:p>
-      <w:pPr>
-        <w:spacing w:after="0" w:line="240" w:lineRule="auto"/>
-        <w:jc w:val="left"/>
-        <w:shd w:fill="F1F5F9"/>
-      </w:pPr>
-      <w:r>
-        <w:rPr>
-          <w:rFonts w:ascii="DejaVu Sans Mono" w:hAnsi="DejaVu Sans Mono" w:cs="DejaVu Sans Mono" w:eastAsiaTheme="minorEastAsia"/>
-          <w:color w:val="1E293B"/>
-          <w:sz w:val="14"/>
-          <w:szCs w:val="14"/>
-          <w:shd w:color="auto" w:fill="F1F5F9" w:val="clear"/>
-          <w:shd w:color="auto" w:val="clear" w:fill="F1F5F9"/>
-        </w:rPr>
-        <w:t xml:space="preserve">technical, profile, admin/users. أزل mock/hardcoded data والـ alerts غير المؤسسية. استخدم </w:t>
-      </w:r>
-    </w:p>
-    <w:p>
-      <w:pPr>
-        <w:spacing w:after="0" w:line="240" w:lineRule="auto"/>
-        <w:jc w:val="left"/>
-        <w:shd w:fill="F1F5F9"/>
-      </w:pPr>
-      <w:r>
-        <w:rPr>
-          <w:rFonts w:ascii="DejaVu Sans Mono" w:hAnsi="DejaVu Sans Mono" w:cs="DejaVu Sans Mono" w:eastAsiaTheme="minorEastAsia"/>
-          <w:color w:val="1E293B"/>
-          <w:sz w:val="14"/>
-          <w:szCs w:val="14"/>
-          <w:shd w:color="auto" w:fill="F1F5F9" w:val="clear"/>
-          <w:shd w:color="auto" w:val="clear" w:fill="F1F5F9"/>
-        </w:rPr>
-        <w:t xml:space="preserve">BrightAPI/realtime.js. أضف loading/error/empty states وdata source badges. اجعل لكل صفحة وظيفة واضحة وAI </w:t>
-      </w:r>
-    </w:p>
-    <w:p>
-      <w:pPr>
-        <w:spacing w:after="0" w:line="240" w:lineRule="auto"/>
-        <w:jc w:val="left"/>
-        <w:shd w:fill="F1F5F9"/>
-      </w:pPr>
-      <w:r>
-        <w:rPr>
-          <w:rFonts w:ascii="DejaVu Sans Mono" w:hAnsi="DejaVu Sans Mono" w:cs="DejaVu Sans Mono" w:eastAsiaTheme="minorEastAsia"/>
-          <w:color w:val="1E293B"/>
-          <w:sz w:val="14"/>
-          <w:szCs w:val="14"/>
-          <w:shd w:color="auto" w:fill="F1F5F9" w:val="clear"/>
-          <w:shd w:color="auto" w:val="clear" w:fill="F1F5F9"/>
-        </w:rPr>
-        <w:t>suggestions مختلفة. لا تكسر CSP ولا تضف inline scripts.</w:t>
-      </w:r>
-    </w:p>
-    <w:p>
-      <w:pPr>
-        <w:spacing w:after="60" w:before="0" w:line="269" w:lineRule="auto"/>
-        <w:jc w:val="right"/>
-        <w:bidi/>
-      </w:pPr>
     </w:p>
     <w:p>
       <w:pPr>
@@ -10314,71 +10126,6 @@
         <w:jc w:val="left"/>
         <w:shd w:fill="F1F5F9"/>
       </w:pPr>
-      <w:r>
-        <w:rPr>
-          <w:rFonts w:ascii="DejaVu Sans Mono" w:hAnsi="DejaVu Sans Mono" w:cs="DejaVu Sans Mono" w:eastAsiaTheme="minorEastAsia"/>
-          <w:color w:val="1E293B"/>
-          <w:sz w:val="14"/>
-          <w:szCs w:val="14"/>
-          <w:shd w:color="auto" w:fill="F1F5F9" w:val="clear"/>
-          <w:shd w:color="auto" w:val="clear" w:fill="F1F5F9"/>
-        </w:rPr>
-        <w:t xml:space="preserve">أنت Backend Security Engineer. أصلح auth.js باستيراد all. اجعل /api/auth/me يرجع user, roles, permissions, </w:t>
-      </w:r>
-    </w:p>
-    <w:p>
-      <w:pPr>
-        <w:spacing w:after="0" w:line="240" w:lineRule="auto"/>
-        <w:jc w:val="left"/>
-        <w:shd w:fill="F1F5F9"/>
-      </w:pPr>
-      <w:r>
-        <w:rPr>
-          <w:rFonts w:ascii="DejaVu Sans Mono" w:hAnsi="DejaVu Sans Mono" w:cs="DejaVu Sans Mono" w:eastAsiaTheme="minorEastAsia"/>
-          <w:color w:val="1E293B"/>
-          <w:sz w:val="14"/>
-          <w:szCs w:val="14"/>
-          <w:shd w:color="auto" w:fill="F1F5F9" w:val="clear"/>
-          <w:shd w:color="auto" w:val="clear" w:fill="F1F5F9"/>
-        </w:rPr>
-        <w:t xml:space="preserve">preferences, activeSessions, apiTokens. عدّل auth-guard.js ليتعامل مع roles array وpermissions array ويمنع </w:t>
-      </w:r>
-    </w:p>
-    <w:p>
-      <w:pPr>
-        <w:spacing w:after="0" w:line="240" w:lineRule="auto"/>
-        <w:jc w:val="left"/>
-        <w:shd w:fill="F1F5F9"/>
-      </w:pPr>
-      <w:r>
-        <w:rPr>
-          <w:rFonts w:ascii="DejaVu Sans Mono" w:hAnsi="DejaVu Sans Mono" w:cs="DejaVu Sans Mono" w:eastAsiaTheme="minorEastAsia"/>
-          <w:color w:val="1E293B"/>
-          <w:sz w:val="14"/>
-          <w:szCs w:val="14"/>
-          <w:shd w:color="auto" w:fill="F1F5F9" w:val="clear"/>
-          <w:shd w:color="auto" w:val="clear" w:fill="F1F5F9"/>
-        </w:rPr>
-        <w:t xml:space="preserve">الطلبات المكررة. احذف hardcoded admin password من database.js، وأضف bootstrap admin من env فقط. راجع </w:t>
-      </w:r>
-    </w:p>
-    <w:p>
-      <w:pPr>
-        <w:spacing w:after="0" w:line="240" w:lineRule="auto"/>
-        <w:jc w:val="left"/>
-        <w:shd w:fill="F1F5F9"/>
-      </w:pPr>
-      <w:r>
-        <w:rPr>
-          <w:rFonts w:ascii="DejaVu Sans Mono" w:hAnsi="DejaVu Sans Mono" w:cs="DejaVu Sans Mono" w:eastAsiaTheme="minorEastAsia"/>
-          <w:color w:val="1E293B"/>
-          <w:sz w:val="14"/>
-          <w:szCs w:val="14"/>
-          <w:shd w:color="auto" w:fill="F1F5F9" w:val="clear"/>
-          <w:shd w:color="auto" w:val="clear" w:fill="F1F5F9"/>
-        </w:rPr>
-        <w:t>socketAuth وrate-limit وsanitize ضد prompt injection والمدخلات الخبيثة.</w:t>
-      </w:r>
     </w:p>
     <w:p>
       <w:pPr>
